--- a/06-学生侧材料/讲义/亲核取代与消除反应.docx
+++ b/06-学生侧材料/讲义/亲核取代与消除反应.docx
@@ -2,545 +2,7 @@
 <file path=word/document.xml><?xml version="1.0" encoding="utf-8"?>
 <w:document xmlns:w="http://schemas.openxmlformats.org/wordprocessingml/2006/main" xmlns:m="http://schemas.openxmlformats.org/officeDocument/2006/math" xmlns:r="http://schemas.openxmlformats.org/officeDocument/2006/relationships" xmlns:o="urn:schemas-microsoft-com:office:office" xmlns:v="urn:schemas-microsoft-com:vml" xmlns:w10="urn:schemas-microsoft-com:office:word" xmlns:a="http://schemas.openxmlformats.org/drawingml/2006/main" xmlns:pic="http://schemas.openxmlformats.org/drawingml/2006/picture" xmlns:wp="http://schemas.openxmlformats.org/drawingml/2006/wordprocessingDrawing">
   <w:body>
-    <w:p>
-      <w:pPr>
-        <w:pStyle w:val="BodyText"/>
-        <w:spacing w:before="160" w:after="80"/>
-        <w:jc w:val="center"/>
-      </w:pPr>
-      <w:r>
-        <w:rPr>
-          <w:rFonts w:ascii="Times New Roman" w:hAnsi="Times New Roman" w:eastAsia="Times New Roman" w:cs="Times New Roman"/>
-        </w:rPr>
-        <w:t xml:space="preserve">🖼</w:t>
-      </w:r>
-      <w:r>
-        <w:rPr>
-          <w:rFonts w:hint="eastAsia" w:ascii="Times New Roman" w:hAnsi="Times New Roman" w:eastAsia="FangSong" w:cs="Times New Roman"/>
-          <w:b/>
-          <w:bCs/>
-        </w:rPr>
-        <w:t xml:space="preserve">教材图引入</w:t>
-      </w:r>
-      <w:r>
-        <w:rPr>
-          <w:rFonts w:ascii="Times New Roman" w:hAnsi="Times New Roman" w:eastAsia="Times New Roman" w:cs="Times New Roman"/>
-        </w:rPr>
-        <w:t xml:space="preserve"> </w:t>
-      </w:r>
-      <w:r>
-        <w:rPr>
-          <w:rFonts w:ascii="Times New Roman" w:hAnsi="Times New Roman" w:eastAsia="Times New Roman" w:cs="Times New Roman"/>
-        </w:rPr>
-        <w:t xml:space="preserve">E2 </w:t>
-      </w:r>
-      <w:r>
-        <w:rPr>
-          <w:rFonts w:hint="eastAsia" w:ascii="Times New Roman" w:hAnsi="Times New Roman" w:eastAsia="FangSong" w:cs="Times New Roman"/>
-        </w:rPr>
-        <w:t>反应的反式共平面过渡态</w:t>
-      </w:r>
-      <w:r>
-        <w:rPr>
-          <w:rFonts w:hint="eastAsia" w:ascii="Times New Roman" w:hAnsi="Times New Roman" w:eastAsia="Times New Roman" w:cs="Times New Roman"/>
-        </w:rPr>
-        <w:t>：</w:t>
-      </w:r>
-      <w:r>
-        <w:rPr>
-          <w:rFonts w:ascii="Times New Roman" w:hAnsi="Times New Roman" w:eastAsia="Times New Roman" w:cs="Times New Roman"/>
-        </w:rPr>
-        <w:drawing>
-          <wp:inline>
-            <wp:extent cx="3600000" cy="791777"/>
-            <wp:effectExtent b="0" l="0" r="0" t="0"/>
-            <wp:docPr descr="" title="" id="10" name="Picture"/>
-            <a:graphic>
-              <a:graphicData uri="http://schemas.openxmlformats.org/drawingml/2006/picture">
-                <pic:pic>
-                  <pic:nvPicPr>
-                    <pic:cNvPr descr="8b075f14f4228e2c22b24bced77b231556bc201ae54133dd9265b0de4969f593.jpg" id="11" name="Picture"/>
-                    <pic:cNvPicPr>
-                      <a:picLocks noChangeArrowheads="1" noChangeAspect="1"/>
-                    </pic:cNvPicPr>
-                  </pic:nvPicPr>
-                  <pic:blipFill>
-                    <a:blip r:embed="rId9"/>
-                    <a:stretch>
-                      <a:fillRect/>
-                    </a:stretch>
-                  </pic:blipFill>
-                  <pic:spPr bwMode="auto">
-                    <a:xfrm>
-                      <a:off x="0" y="0"/>
-                      <a:ext cx="3600000" cy="791777"/>
-                    </a:xfrm>
-                    <a:prstGeom prst="rect">
-                      <a:avLst/>
-                    </a:prstGeom>
-                    <a:noFill/>
-                    <a:ln w="9525">
-                      <a:noFill/>
-                      <a:headEnd/>
-                      <a:tailEnd/>
-                    </a:ln>
-                  </pic:spPr>
-                </pic:pic>
-              </a:graphicData>
-            </a:graphic>
-          </wp:inline>
-        </w:drawing>
-      </w:r>
-      <w:r>
-        <w:rPr>
-          <w:rFonts w:ascii="Times New Roman" w:hAnsi="Times New Roman" w:eastAsia="Times New Roman" w:cs="Times New Roman"/>
-        </w:rPr>
-        <w:t xml:space="preserve"> </w:t>
-      </w:r>
-      <w:r>
-        <w:rPr>
-          <w:rFonts w:hint="eastAsia" w:ascii="Times New Roman" w:hAnsi="Times New Roman" w:eastAsia="FangSong" w:cs="Times New Roman"/>
-          <w:i/>
-          <w:iCs/>
-        </w:rPr>
-        <w:t xml:space="preserve">图</w:t>
-      </w:r>
-      <w:r>
-        <w:rPr>
-          <w:rFonts w:ascii="Times New Roman" w:hAnsi="Times New Roman" w:eastAsia="Times New Roman" w:cs="Times New Roman"/>
-          <w:i/>
-          <w:iCs/>
-        </w:rPr>
-        <w:t xml:space="preserve"> E2 </w:t>
-      </w:r>
-      <w:r>
-        <w:rPr>
-          <w:rFonts w:hint="eastAsia" w:ascii="Times New Roman" w:hAnsi="Times New Roman" w:eastAsia="FangSong" w:cs="Times New Roman"/>
-          <w:i/>
-          <w:iCs/>
-        </w:rPr>
-        <w:t>反应的反式共平面过渡态</w:t>
-      </w:r>
-      <w:r>
-        <w:rPr>
-          <w:rFonts w:hint="eastAsia" w:ascii="Times New Roman" w:hAnsi="Times New Roman" w:eastAsia="Times New Roman" w:cs="Times New Roman"/>
-          <w:i/>
-          <w:iCs/>
-        </w:rPr>
-        <w:t>（</w:t>
-      </w:r>
-      <w:r>
-        <w:rPr>
-          <w:rFonts w:hint="eastAsia" w:ascii="Times New Roman" w:hAnsi="Times New Roman" w:eastAsia="FangSong" w:cs="Times New Roman"/>
-          <w:i/>
-          <w:iCs/>
-        </w:rPr>
-        <w:t>协同双分子消除</w:t>
-      </w:r>
-      <w:r>
-        <w:rPr>
-          <w:rFonts w:hint="eastAsia" w:ascii="Times New Roman" w:hAnsi="Times New Roman" w:eastAsia="Times New Roman" w:cs="Times New Roman"/>
-          <w:i/>
-          <w:iCs/>
-        </w:rPr>
-        <w:t>）</w:t>
-      </w:r>
-      <w:r>
-        <w:rPr>
-          <w:rFonts w:ascii="Times New Roman" w:hAnsi="Times New Roman" w:eastAsia="Times New Roman" w:cs="Times New Roman"/>
-        </w:rPr>
-        <w:t xml:space="preserve"> </w:t>
-      </w:r>
-      <w:r>
-        <w:rPr>
-          <w:rFonts w:ascii="Times New Roman" w:hAnsi="Times New Roman" w:eastAsia="Times New Roman" w:cs="Times New Roman"/>
-        </w:rPr>
-        <w:t xml:space="preserve">E2 </w:t>
-      </w:r>
-      <w:r>
-        <w:rPr>
-          <w:rFonts w:hint="eastAsia" w:ascii="Times New Roman" w:hAnsi="Times New Roman" w:eastAsia="FangSong" w:cs="Times New Roman"/>
-        </w:rPr>
-        <w:t>立体专一性</w:t>
-      </w:r>
-      <w:r>
-        <w:rPr>
-          <w:rFonts w:hint="eastAsia" w:ascii="Times New Roman" w:hAnsi="Times New Roman" w:eastAsia="Times New Roman" w:cs="Times New Roman"/>
-        </w:rPr>
-        <w:t>（Newman</w:t>
-      </w:r>
-      <w:r>
-        <w:rPr>
-          <w:rFonts w:ascii="Times New Roman" w:hAnsi="Times New Roman" w:eastAsia="Times New Roman" w:cs="Times New Roman"/>
-        </w:rPr>
-        <w:t xml:space="preserve"> </w:t>
-      </w:r>
-      <w:r>
-        <w:rPr>
-          <w:rFonts w:hint="eastAsia" w:ascii="Times New Roman" w:hAnsi="Times New Roman" w:eastAsia="FangSong" w:cs="Times New Roman"/>
-        </w:rPr>
-        <w:t>投影</w:t>
-      </w:r>
-      <w:r>
-        <w:rPr>
-          <w:rFonts w:hint="eastAsia" w:ascii="Times New Roman" w:hAnsi="Times New Roman" w:eastAsia="Times New Roman" w:cs="Times New Roman"/>
-        </w:rPr>
-        <w:t>）：</w:t>
-      </w:r>
-      <w:r>
-        <w:rPr>
-          <w:rFonts w:ascii="Times New Roman" w:hAnsi="Times New Roman" w:eastAsia="Times New Roman" w:cs="Times New Roman"/>
-        </w:rPr>
-        <w:drawing>
-          <wp:inline>
-            <wp:extent cx="3600000" cy="1717033"/>
-            <wp:effectExtent b="0" l="0" r="0" t="0"/>
-            <wp:docPr descr="" title="" id="13" name="Picture"/>
-            <a:graphic>
-              <a:graphicData uri="http://schemas.openxmlformats.org/drawingml/2006/picture">
-                <pic:pic>
-                  <pic:nvPicPr>
-                    <pic:cNvPr descr="c11b521702e9b7ab82640a45ac27ac1a8d8bfdc911bef93e9bb521e449814bfa.jpg" id="14" name="Picture"/>
-                    <pic:cNvPicPr>
-                      <a:picLocks noChangeArrowheads="1" noChangeAspect="1"/>
-                    </pic:cNvPicPr>
-                  </pic:nvPicPr>
-                  <pic:blipFill>
-                    <a:blip r:embed="rId12"/>
-                    <a:stretch>
-                      <a:fillRect/>
-                    </a:stretch>
-                  </pic:blipFill>
-                  <pic:spPr bwMode="auto">
-                    <a:xfrm>
-                      <a:off x="0" y="0"/>
-                      <a:ext cx="3600000" cy="1717033"/>
-                    </a:xfrm>
-                    <a:prstGeom prst="rect">
-                      <a:avLst/>
-                    </a:prstGeom>
-                    <a:noFill/>
-                    <a:ln w="9525">
-                      <a:noFill/>
-                      <a:headEnd/>
-                      <a:tailEnd/>
-                    </a:ln>
-                  </pic:spPr>
-                </pic:pic>
-              </a:graphicData>
-            </a:graphic>
-          </wp:inline>
-        </w:drawing>
-      </w:r>
-      <w:r>
-        <w:rPr>
-          <w:rFonts w:ascii="Times New Roman" w:hAnsi="Times New Roman" w:eastAsia="Times New Roman" w:cs="Times New Roman"/>
-        </w:rPr>
-        <w:t xml:space="preserve"> </w:t>
-      </w:r>
-      <w:r>
-        <w:rPr>
-          <w:rFonts w:hint="eastAsia" w:ascii="Times New Roman" w:hAnsi="Times New Roman" w:eastAsia="FangSong" w:cs="Times New Roman"/>
-          <w:i/>
-          <w:iCs/>
-        </w:rPr>
-        <w:t xml:space="preserve">图</w:t>
-      </w:r>
-      <w:r>
-        <w:rPr>
-          <w:rFonts w:ascii="Times New Roman" w:hAnsi="Times New Roman" w:eastAsia="Times New Roman" w:cs="Times New Roman"/>
-          <w:i/>
-          <w:iCs/>
-        </w:rPr>
-        <w:t xml:space="preserve"> E2 </w:t>
-      </w:r>
-      <w:r>
-        <w:rPr>
-          <w:rFonts w:hint="eastAsia" w:ascii="Times New Roman" w:hAnsi="Times New Roman" w:eastAsia="FangSong" w:cs="Times New Roman"/>
-          <w:i/>
-          <w:iCs/>
-        </w:rPr>
-        <w:t xml:space="preserve">消除中</w:t>
-      </w:r>
-      <w:r>
-        <w:rPr>
-          <w:rFonts w:ascii="Times New Roman" w:hAnsi="Times New Roman" w:eastAsia="Times New Roman" w:cs="Times New Roman"/>
-          <w:i/>
-          <w:iCs/>
-        </w:rPr>
-        <w:t xml:space="preserve"> H </w:t>
-      </w:r>
-      <w:r>
-        <w:rPr>
-          <w:rFonts w:hint="eastAsia" w:ascii="Times New Roman" w:hAnsi="Times New Roman" w:eastAsia="FangSong" w:cs="Times New Roman"/>
-          <w:i/>
-          <w:iCs/>
-        </w:rPr>
-        <w:t xml:space="preserve">与离去基反式共平面的</w:t>
-      </w:r>
-      <w:r>
-        <w:rPr>
-          <w:rFonts w:ascii="Times New Roman" w:hAnsi="Times New Roman" w:eastAsia="Times New Roman" w:cs="Times New Roman"/>
-          <w:i/>
-          <w:iCs/>
-        </w:rPr>
-        <w:t xml:space="preserve"> Newman </w:t>
-      </w:r>
-      <w:r>
-        <w:rPr>
-          <w:rFonts w:hint="eastAsia" w:ascii="Times New Roman" w:hAnsi="Times New Roman" w:eastAsia="FangSong" w:cs="Times New Roman"/>
-          <w:i/>
-          <w:iCs/>
-        </w:rPr>
-        <w:t>投影</w:t>
-      </w:r>
-      <w:r>
-        <w:rPr>
-          <w:rFonts w:hint="eastAsia" w:ascii="Times New Roman" w:hAnsi="Times New Roman" w:eastAsia="Times New Roman" w:cs="Times New Roman"/>
-          <w:i/>
-          <w:iCs/>
-        </w:rPr>
-        <w:t>（</w:t>
-      </w:r>
-      <w:r>
-        <w:rPr>
-          <w:rFonts w:hint="eastAsia" w:ascii="Times New Roman" w:hAnsi="Times New Roman" w:eastAsia="FangSong" w:cs="Times New Roman"/>
-          <w:i/>
-          <w:iCs/>
-        </w:rPr>
-        <w:t>源自</w:t>
-      </w:r>
-      <w:r>
-        <w:rPr>
-          <w:rFonts w:ascii="Times New Roman" w:hAnsi="Times New Roman" w:eastAsia="Times New Roman" w:cs="Times New Roman"/>
-          <w:i/>
-          <w:iCs/>
-        </w:rPr>
-        <w:t xml:space="preserve"> Clayden </w:t>
-      </w:r>
-      <w:r>
-        <w:rPr>
-          <w:rFonts w:hint="eastAsia" w:ascii="Times New Roman" w:hAnsi="Times New Roman" w:eastAsia="FangSong" w:cs="Times New Roman"/>
-          <w:i/>
-          <w:iCs/>
-        </w:rPr>
-        <w:t>中文版第</w:t>
-      </w:r>
-      <w:r>
-        <w:rPr>
-          <w:rFonts w:hint="eastAsia" w:ascii="Times New Roman" w:hAnsi="Times New Roman" w:eastAsia="Times New Roman" w:cs="Times New Roman"/>
-          <w:i/>
-          <w:iCs/>
-        </w:rPr>
-        <w:t>16</w:t>
-      </w:r>
-      <w:r>
-        <w:rPr>
-          <w:rFonts w:hint="eastAsia" w:ascii="Times New Roman" w:hAnsi="Times New Roman" w:eastAsia="FangSong" w:cs="Times New Roman"/>
-          <w:i/>
-          <w:iCs/>
-        </w:rPr>
-        <w:t>章</w:t>
-      </w:r>
-      <w:r>
-        <w:rPr>
-          <w:rFonts w:hint="eastAsia" w:ascii="Times New Roman" w:hAnsi="Times New Roman" w:eastAsia="Times New Roman" w:cs="Times New Roman"/>
-          <w:i/>
-          <w:iCs/>
-        </w:rPr>
-        <w:t>）</w:t>
-      </w:r>
-      <w:r>
-        <w:rPr>
-          <w:rFonts w:ascii="Times New Roman" w:hAnsi="Times New Roman" w:eastAsia="Times New Roman" w:cs="Times New Roman"/>
-        </w:rPr>
-        <w:t xml:space="preserve"> </w:t>
-      </w:r>
-      <w:r>
-        <w:rPr>
-          <w:rFonts w:ascii="Times New Roman" w:hAnsi="Times New Roman" w:eastAsia="Times New Roman" w:cs="Times New Roman"/>
-        </w:rPr>
-        <w:t xml:space="preserve">④ </w:t>
-      </w:r>
-      <w:r>
-        <w:rPr>
-          <w:rFonts w:hint="eastAsia" w:ascii="Times New Roman" w:hAnsi="Times New Roman" w:eastAsia="FangSong" w:cs="Times New Roman"/>
-        </w:rPr>
-        <w:t xml:space="preserve">环己烷椅式</w:t>
-      </w:r>
-      <w:r>
-        <w:rPr>
-          <w:rFonts w:ascii="Times New Roman" w:hAnsi="Times New Roman" w:eastAsia="Times New Roman" w:cs="Times New Roman"/>
-        </w:rPr>
-        <w:t xml:space="preserve"> a/a </w:t>
-      </w:r>
-      <w:r>
-        <w:rPr>
-          <w:rFonts w:hint="eastAsia" w:ascii="Times New Roman" w:hAnsi="Times New Roman" w:eastAsia="FangSong" w:cs="Times New Roman"/>
-        </w:rPr>
-        <w:t xml:space="preserve">双轴</w:t>
-      </w:r>
-      <w:r>
-        <w:rPr>
-          <w:rFonts w:ascii="Times New Roman" w:hAnsi="Times New Roman" w:eastAsia="Times New Roman" w:cs="Times New Roman"/>
-        </w:rPr>
-        <w:t xml:space="preserve"> </w:t>
-      </w:r>
-      <w:r>
-        <w:rPr>
-          <w:rFonts w:hint="eastAsia" w:ascii="Times New Roman" w:hAnsi="Times New Roman" w:eastAsia="Times New Roman" w:cs="Times New Roman"/>
-        </w:rPr>
-        <w:t xml:space="preserve">E2：</w:t>
-      </w:r>
-      <w:r>
-        <w:rPr>
-          <w:rFonts w:ascii="Times New Roman" w:hAnsi="Times New Roman" w:eastAsia="Times New Roman" w:cs="Times New Roman"/>
-        </w:rPr>
-        <w:drawing>
-          <wp:inline>
-            <wp:extent cx="3600000" cy="1011138"/>
-            <wp:effectExtent b="0" l="0" r="0" t="0"/>
-            <wp:docPr descr="" title="" id="16" name="Picture"/>
-            <a:graphic>
-              <a:graphicData uri="http://schemas.openxmlformats.org/drawingml/2006/picture">
-                <pic:pic>
-                  <pic:nvPicPr>
-                    <pic:cNvPr descr="3590b93769eb8483dc37f81c49992513d8ca42b9bf19a8d0bf3933bc0b3ad9e3.jpg" id="17" name="Picture"/>
-                    <pic:cNvPicPr>
-                      <a:picLocks noChangeArrowheads="1" noChangeAspect="1"/>
-                    </pic:cNvPicPr>
-                  </pic:nvPicPr>
-                  <pic:blipFill>
-                    <a:blip r:embed="rId15"/>
-                    <a:stretch>
-                      <a:fillRect/>
-                    </a:stretch>
-                  </pic:blipFill>
-                  <pic:spPr bwMode="auto">
-                    <a:xfrm>
-                      <a:off x="0" y="0"/>
-                      <a:ext cx="3600000" cy="1011138"/>
-                    </a:xfrm>
-                    <a:prstGeom prst="rect">
-                      <a:avLst/>
-                    </a:prstGeom>
-                    <a:noFill/>
-                    <a:ln w="9525">
-                      <a:noFill/>
-                      <a:headEnd/>
-                      <a:tailEnd/>
-                    </a:ln>
-                  </pic:spPr>
-                </pic:pic>
-              </a:graphicData>
-            </a:graphic>
-          </wp:inline>
-        </w:drawing>
-      </w:r>
-      <w:r>
-        <w:rPr>
-          <w:rFonts w:ascii="Times New Roman" w:hAnsi="Times New Roman" w:eastAsia="Times New Roman" w:cs="Times New Roman"/>
-        </w:rPr>
-        <w:t xml:space="preserve"> </w:t>
-      </w:r>
-      <w:r>
-        <w:rPr>
-          <w:rFonts w:hint="eastAsia" w:ascii="Times New Roman" w:hAnsi="Times New Roman" w:eastAsia="FangSong" w:cs="Times New Roman"/>
-          <w:i/>
-          <w:iCs/>
-        </w:rPr>
-        <w:t xml:space="preserve">图</w:t>
-      </w:r>
-      <w:r>
-        <w:rPr>
-          <w:rFonts w:ascii="Times New Roman" w:hAnsi="Times New Roman" w:eastAsia="Times New Roman" w:cs="Times New Roman"/>
-          <w:i/>
-          <w:iCs/>
-        </w:rPr>
-        <w:t xml:space="preserve"> </w:t>
-      </w:r>
-      <w:r>
-        <w:rPr>
-          <w:rFonts w:hint="eastAsia" w:ascii="Times New Roman" w:hAnsi="Times New Roman" w:eastAsia="FangSong" w:cs="Times New Roman"/>
-          <w:i/>
-          <w:iCs/>
-        </w:rPr>
-        <w:t xml:space="preserve">环己烷体系</w:t>
-      </w:r>
-      <w:r>
-        <w:rPr>
-          <w:rFonts w:ascii="Times New Roman" w:hAnsi="Times New Roman" w:eastAsia="Times New Roman" w:cs="Times New Roman"/>
-          <w:i/>
-          <w:iCs/>
-        </w:rPr>
-        <w:t xml:space="preserve"> E2 </w:t>
-      </w:r>
-      <w:r>
-        <w:rPr>
-          <w:rFonts w:hint="eastAsia" w:ascii="Times New Roman" w:hAnsi="Times New Roman" w:eastAsia="FangSong" w:cs="Times New Roman"/>
-          <w:i/>
-          <w:iCs/>
-        </w:rPr>
-        <w:t>需反式共平面双直立键</w:t>
-      </w:r>
-      <w:r>
-        <w:rPr>
-          <w:rFonts w:hint="eastAsia" w:ascii="Times New Roman" w:hAnsi="Times New Roman" w:eastAsia="Times New Roman" w:cs="Times New Roman"/>
-          <w:i/>
-          <w:iCs/>
-        </w:rPr>
-        <w:t>（</w:t>
-      </w:r>
-      <w:r>
-        <w:rPr>
-          <w:rFonts w:hint="eastAsia" w:ascii="Times New Roman" w:hAnsi="Times New Roman" w:eastAsia="FangSong" w:cs="Times New Roman"/>
-          <w:i/>
-          <w:iCs/>
-        </w:rPr>
-        <w:t>源自</w:t>
-      </w:r>
-      <w:r>
-        <w:rPr>
-          <w:rFonts w:ascii="Times New Roman" w:hAnsi="Times New Roman" w:eastAsia="Times New Roman" w:cs="Times New Roman"/>
-          <w:i/>
-          <w:iCs/>
-        </w:rPr>
-        <w:t xml:space="preserve"> Clayden </w:t>
-      </w:r>
-      <w:r>
-        <w:rPr>
-          <w:rFonts w:hint="eastAsia" w:ascii="Times New Roman" w:hAnsi="Times New Roman" w:eastAsia="FangSong" w:cs="Times New Roman"/>
-          <w:i/>
-          <w:iCs/>
-        </w:rPr>
-        <w:t>中文版第</w:t>
-      </w:r>
-      <w:r>
-        <w:rPr>
-          <w:rFonts w:hint="eastAsia" w:ascii="Times New Roman" w:hAnsi="Times New Roman" w:eastAsia="Times New Roman" w:cs="Times New Roman"/>
-          <w:i/>
-          <w:iCs/>
-        </w:rPr>
-        <w:t>16</w:t>
-      </w:r>
-      <w:r>
-        <w:rPr>
-          <w:rFonts w:hint="eastAsia" w:ascii="Times New Roman" w:hAnsi="Times New Roman" w:eastAsia="FangSong" w:cs="Times New Roman"/>
-          <w:i/>
-          <w:iCs/>
-        </w:rPr>
-        <w:t>章</w:t>
-      </w:r>
-      <w:r>
-        <w:rPr>
-          <w:rFonts w:hint="eastAsia" w:ascii="Times New Roman" w:hAnsi="Times New Roman" w:eastAsia="Times New Roman" w:cs="Times New Roman"/>
-          <w:i/>
-          <w:iCs/>
-        </w:rPr>
-        <w:t>）</w:t>
-      </w:r>
-    </w:p>
-    <w:bookmarkStart w:id="68" w:name="第四讲亲核取代与消除反应"/>
+    <w:bookmarkStart w:id="60" w:name="第四讲亲核取代与消除反应"/>
     <w:p>
       <w:pPr>
         <w:pStyle w:val="Heading1"/>
@@ -769,7 +231,7 @@
         </w:pict>
       </w:r>
     </w:p>
-    <w:bookmarkStart w:id="18" w:name="学习目标"/>
+    <w:bookmarkStart w:id="9" w:name="学习目标"/>
     <w:p>
       <w:pPr>
         <w:pStyle w:val="Heading2"/>
@@ -1227,8 +689,8 @@
         </w:pict>
       </w:r>
     </w:p>
-    <w:bookmarkEnd w:id="18"/>
-    <w:bookmarkStart w:id="21" w:name="一为什么四条路径必须统一判断"/>
+    <w:bookmarkEnd w:id="9"/>
+    <w:bookmarkStart w:id="12" w:name="一为什么四条路径必须统一判断"/>
     <w:p>
       <w:pPr>
         <w:pStyle w:val="Heading2"/>
@@ -1253,7 +715,7 @@
         <w:t>为什么四条路径必须统一判断</w:t>
       </w:r>
     </w:p>
-    <w:bookmarkStart w:id="19" w:name="一个认知冲突"/>
+    <w:bookmarkStart w:id="10" w:name="一个认知冲突"/>
     <w:p>
       <w:pPr>
         <w:pStyle w:val="Heading3"/>
@@ -1691,8 +1153,8 @@
         <w:t xml:space="preserve">。</w:t>
       </w:r>
     </w:p>
-    <w:bookmarkEnd w:id="19"/>
-    <w:bookmarkStart w:id="20" w:name="第三轮判断五问"/>
+    <w:bookmarkEnd w:id="10"/>
+    <w:bookmarkStart w:id="11" w:name="第三轮判断五问"/>
     <w:p>
       <w:pPr>
         <w:pStyle w:val="Heading3"/>
@@ -2492,9 +1954,9 @@
         </w:pict>
       </w:r>
     </w:p>
-    <w:bookmarkEnd w:id="20"/>
-    <w:bookmarkEnd w:id="21"/>
-    <w:bookmarkStart w:id="30" w:name="二sn2-与-sn1取代反应的协同与分步"/>
+    <w:bookmarkEnd w:id="11"/>
+    <w:bookmarkEnd w:id="12"/>
+    <w:bookmarkStart w:id="21" w:name="二sn2-与-sn1取代反应的协同与分步"/>
     <w:p>
       <w:pPr>
         <w:pStyle w:val="Heading2"/>
@@ -2543,7 +2005,7 @@
         <w:t>取代反应的协同与分步</w:t>
       </w:r>
     </w:p>
-    <w:bookmarkStart w:id="25" w:name="sn2双分子亲核取代一步协同"/>
+    <w:bookmarkStart w:id="16" w:name="sn2双分子亲核取代一步协同"/>
     <w:p>
       <w:pPr>
         <w:pStyle w:val="Heading3"/>
@@ -2597,18 +2059,18 @@
           <wp:inline>
             <wp:extent cx="3600000" cy="1082706"/>
             <wp:effectExtent b="0" l="0" r="0" t="0"/>
-            <wp:docPr descr="SN2 反应示意图——背侧进攻与 Walden 翻转" title="" id="23" name="Picture"/>
+            <wp:docPr descr="SN2 反应示意图——背侧进攻与 Walden 翻转" title="" id="14" name="Picture"/>
             <a:graphic>
               <a:graphicData uri="http://schemas.openxmlformats.org/drawingml/2006/picture">
                 <pic:pic>
                   <pic:nvPicPr>
-                    <pic:cNvPr descr="1e2054db7436bf3a08ada50660c715d8bfb4db2a177436c3f3fa74541e112b65.png" id="24" name="Picture"/>
+                    <pic:cNvPr descr="1e2054db7436bf3a08ada50660c715d8bfb4db2a177436c3f3fa74541e112b65.png" id="15" name="Picture"/>
                     <pic:cNvPicPr>
                       <a:picLocks noChangeArrowheads="1" noChangeAspect="1"/>
                     </pic:cNvPicPr>
                   </pic:nvPicPr>
                   <pic:blipFill>
-                    <a:blip r:embed="rId22"/>
+                    <a:blip r:embed="rId13"/>
                     <a:stretch>
                       <a:fillRect/>
                     </a:stretch>
@@ -5342,8 +4804,8 @@
         <w:t>）</w:t>
       </w:r>
     </w:p>
-    <w:bookmarkEnd w:id="25"/>
-    <w:bookmarkStart w:id="26" w:name="sn1单分子亲核取代分步经碳正离子"/>
+    <w:bookmarkEnd w:id="16"/>
+    <w:bookmarkStart w:id="17" w:name="sn1单分子亲核取代分步经碳正离子"/>
     <w:p>
       <w:pPr>
         <w:pStyle w:val="Heading3"/>
@@ -6814,8 +6276,8 @@
         <w:t>）。</w:t>
       </w:r>
     </w:p>
-    <w:bookmarkEnd w:id="26"/>
-    <w:bookmarkStart w:id="27" w:name="sn1-vs-sn2-全面对比"/>
+    <w:bookmarkEnd w:id="17"/>
+    <w:bookmarkStart w:id="18" w:name="sn1-vs-sn2-全面对比"/>
     <w:p>
       <w:pPr>
         <w:pStyle w:val="Heading3"/>
@@ -7666,8 +7128,8 @@
         </w:tc>
       </w:tr>
     </w:tbl>
-    <w:bookmarkEnd w:id="27"/>
-    <w:bookmarkStart w:id="28" w:name="底物结构对-sn1sn2-的反向活性顺序"/>
+    <w:bookmarkEnd w:id="18"/>
+    <w:bookmarkStart w:id="19" w:name="底物结构对-sn1sn2-的反向活性顺序"/>
     <w:p>
       <w:pPr>
         <w:pStyle w:val="Heading3"/>
@@ -8223,8 +7685,8 @@
         <w:t xml:space="preserve">。</w:t>
       </w:r>
     </w:p>
-    <w:bookmarkEnd w:id="28"/>
-    <w:bookmarkStart w:id="29" w:name="离去基能力pka-判据"/>
+    <w:bookmarkEnd w:id="19"/>
+    <w:bookmarkStart w:id="20" w:name="离去基能力pka-判据"/>
     <w:p>
       <w:pPr>
         <w:pStyle w:val="Heading3"/>
@@ -10387,9 +9849,9 @@
         </w:pict>
       </w:r>
     </w:p>
-    <w:bookmarkEnd w:id="29"/>
-    <w:bookmarkEnd w:id="30"/>
-    <w:bookmarkStart w:id="38" w:name="三e2-与-e1消除反应的协同与分步"/>
+    <w:bookmarkEnd w:id="20"/>
+    <w:bookmarkEnd w:id="21"/>
+    <w:bookmarkStart w:id="30" w:name="三e2-与-e1消除反应的协同与分步"/>
     <w:p>
       <w:pPr>
         <w:pStyle w:val="Heading2"/>
@@ -10438,7 +9900,7 @@
         <w:t>消除反应的协同与分步</w:t>
       </w:r>
     </w:p>
-    <w:bookmarkStart w:id="33" w:name="e2双分子消除一步协同"/>
+    <w:bookmarkStart w:id="25" w:name="e2双分子消除一步协同"/>
     <w:p>
       <w:pPr>
         <w:pStyle w:val="Heading3"/>
@@ -10662,18 +10124,18 @@
           <wp:inline>
             <wp:extent cx="3600000" cy="791777"/>
             <wp:effectExtent b="0" l="0" r="0" t="0"/>
-            <wp:docPr descr="E2 协同机理示意：碱 B 拔 β-H 与 LG 离去同步进行（反式共平面立体构型）" title="" id="31" name="Picture"/>
+            <wp:docPr descr="E2 协同机理示意：碱 B 拔 β-H 与 LG 离去同步进行（反式共平面立体构型）" title="" id="23" name="Picture"/>
             <a:graphic>
               <a:graphicData uri="http://schemas.openxmlformats.org/drawingml/2006/picture">
                 <pic:pic>
                   <pic:nvPicPr>
-                    <pic:cNvPr descr="8b075f14f4228e2c22b24bced77b231556bc201ae54133dd9265b0de4969f593.jpg" id="32" name="Picture"/>
+                    <pic:cNvPr descr="8b075f14f4228e2c22b24bced77b231556bc201ae54133dd9265b0de4969f593.jpg" id="24" name="Picture"/>
                     <pic:cNvPicPr>
                       <a:picLocks noChangeArrowheads="1" noChangeAspect="1"/>
                     </pic:cNvPicPr>
                   </pic:nvPicPr>
                   <pic:blipFill>
-                    <a:blip r:embed="rId9"/>
+                    <a:blip r:embed="rId22"/>
                     <a:stretch>
                       <a:fillRect/>
                     </a:stretch>
@@ -12307,8 +11769,8 @@
         <w:t>）</w:t>
       </w:r>
     </w:p>
-    <w:bookmarkEnd w:id="33"/>
-    <w:bookmarkStart w:id="34" w:name="e1单分子消除分步经碳正离子"/>
+    <w:bookmarkEnd w:id="25"/>
+    <w:bookmarkStart w:id="26" w:name="e1单分子消除分步经碳正离子"/>
     <w:p>
       <w:pPr>
         <w:pStyle w:val="Heading3"/>
@@ -12839,8 +12301,8 @@
         <w:t xml:space="preserve">高温</w:t>
       </w:r>
     </w:p>
-    <w:bookmarkEnd w:id="34"/>
-    <w:bookmarkStart w:id="35" w:name="e1cb共轭碱单分子消除第三条路径"/>
+    <w:bookmarkEnd w:id="26"/>
+    <w:bookmarkStart w:id="27" w:name="e1cb共轭碱单分子消除第三条路径"/>
     <w:p>
       <w:pPr>
         <w:pStyle w:val="Heading3"/>
@@ -15196,8 +14658,8 @@
         <w:t>。</w:t>
       </w:r>
     </w:p>
-    <w:bookmarkEnd w:id="35"/>
-    <w:bookmarkStart w:id="36" w:name="e2-vs-e1-全面对比"/>
+    <w:bookmarkEnd w:id="27"/>
+    <w:bookmarkStart w:id="28" w:name="e2-vs-e1-全面对比"/>
     <w:p>
       <w:pPr>
         <w:pStyle w:val="Heading3"/>
@@ -15844,8 +15306,8 @@
         </w:tc>
       </w:tr>
     </w:tbl>
-    <w:bookmarkEnd w:id="36"/>
-    <w:bookmarkStart w:id="37" w:name="e2-的立体化学核心反式共平面"/>
+    <w:bookmarkEnd w:id="28"/>
+    <w:bookmarkStart w:id="29" w:name="e2-的立体化学核心反式共平面"/>
     <w:p>
       <w:pPr>
         <w:pStyle w:val="Heading3"/>
@@ -16798,9 +16260,9 @@
         </w:pict>
       </w:r>
     </w:p>
-    <w:bookmarkEnd w:id="37"/>
-    <w:bookmarkEnd w:id="38"/>
-    <w:bookmarkStart w:id="44" w:name="四sn1e1-竞争-vs-sn2e2-竞争"/>
+    <w:bookmarkEnd w:id="29"/>
+    <w:bookmarkEnd w:id="30"/>
+    <w:bookmarkStart w:id="36" w:name="四sn1e1-竞争-vs-sn2e2-竞争"/>
     <w:p>
       <w:pPr>
         <w:pStyle w:val="Heading2"/>
@@ -16843,7 +16305,7 @@
         <w:t xml:space="preserve">竞争</w:t>
       </w:r>
     </w:p>
-    <w:bookmarkStart w:id="39" w:name="sn1e1-共享碳正离子一个中间体两个命运"/>
+    <w:bookmarkStart w:id="31" w:name="sn1e1-共享碳正离子一个中间体两个命运"/>
     <w:p>
       <w:pPr>
         <w:pStyle w:val="Heading3"/>
@@ -17674,8 +17136,8 @@
         <w:t>）</w:t>
       </w:r>
     </w:p>
-    <w:bookmarkEnd w:id="39"/>
-    <w:bookmarkStart w:id="40" w:name="sn2e2-竞争的四个控制因子"/>
+    <w:bookmarkEnd w:id="31"/>
+    <w:bookmarkStart w:id="32" w:name="sn2e2-竞争的四个控制因子"/>
     <w:p>
       <w:pPr>
         <w:pStyle w:val="Heading3"/>
@@ -18622,8 +18084,8 @@
         <w:t>）</w:t>
       </w:r>
     </w:p>
-    <w:bookmarkEnd w:id="40"/>
-    <w:bookmarkStart w:id="41" w:name="试剂分类速查表"/>
+    <w:bookmarkEnd w:id="32"/>
+    <w:bookmarkStart w:id="33" w:name="试剂分类速查表"/>
     <w:p>
       <w:pPr>
         <w:pStyle w:val="Heading3"/>
@@ -19383,8 +18845,8 @@
         </w:tc>
       </w:tr>
     </w:tbl>
-    <w:bookmarkEnd w:id="41"/>
-    <w:bookmarkStart w:id="42" w:name="软硬酸碱统一解释为什么强碱走消除强亲核走取代"/>
+    <w:bookmarkEnd w:id="33"/>
+    <w:bookmarkStart w:id="34" w:name="软硬酸碱统一解释为什么强碱走消除强亲核走取代"/>
     <w:p>
       <w:pPr>
         <w:pStyle w:val="Heading3"/>
@@ -19951,8 +19413,8 @@
         <w:t>。</w:t>
       </w:r>
     </w:p>
-    <w:bookmarkEnd w:id="42"/>
-    <w:bookmarkStart w:id="43" w:name="bredt-规则桥头碳的消除限制"/>
+    <w:bookmarkEnd w:id="34"/>
+    <w:bookmarkStart w:id="35" w:name="bredt-规则桥头碳的消除限制"/>
     <w:p>
       <w:pPr>
         <w:pStyle w:val="Heading3"/>
@@ -20266,9 +19728,9 @@
         </w:pict>
       </w:r>
     </w:p>
-    <w:bookmarkEnd w:id="43"/>
-    <w:bookmarkEnd w:id="44"/>
-    <w:bookmarkStart w:id="45" w:name="五二级底物真正的竞争主战场"/>
+    <w:bookmarkEnd w:id="35"/>
+    <w:bookmarkEnd w:id="36"/>
+    <w:bookmarkStart w:id="37" w:name="五二级底物真正的竞争主战场"/>
     <w:p>
       <w:pPr>
         <w:pStyle w:val="Heading2"/>
@@ -21167,8 +20629,8 @@
         </w:pict>
       </w:r>
     </w:p>
-    <w:bookmarkEnd w:id="45"/>
-    <w:bookmarkStart w:id="48" w:name="六邻基参与与重排伪例外的识别"/>
+    <w:bookmarkEnd w:id="37"/>
+    <w:bookmarkStart w:id="40" w:name="六邻基参与与重排伪例外的识别"/>
     <w:p>
       <w:pPr>
         <w:pStyle w:val="Heading2"/>
@@ -21223,7 +20685,7 @@
         <w:t xml:space="preserve">的识别</w:t>
       </w:r>
     </w:p>
-    <w:bookmarkStart w:id="46" w:name="邻基参与ngp"/>
+    <w:bookmarkStart w:id="38" w:name="邻基参与ngp"/>
     <w:p>
       <w:pPr>
         <w:pStyle w:val="Heading3"/>
@@ -21986,8 +21448,8 @@
         <w:t xml:space="preserve">。</w:t>
       </w:r>
     </w:p>
-    <w:bookmarkEnd w:id="46"/>
-    <w:bookmarkStart w:id="47" w:name="碳正离子重排"/>
+    <w:bookmarkEnd w:id="38"/>
+    <w:bookmarkStart w:id="39" w:name="碳正离子重排"/>
     <w:p>
       <w:pPr>
         <w:pStyle w:val="Heading3"/>
@@ -22550,9 +22012,9 @@
         </w:pict>
       </w:r>
     </w:p>
-    <w:bookmarkEnd w:id="47"/>
-    <w:bookmarkEnd w:id="48"/>
-    <w:bookmarkStart w:id="55" w:name="七典型例题"/>
+    <w:bookmarkEnd w:id="39"/>
+    <w:bookmarkEnd w:id="40"/>
+    <w:bookmarkStart w:id="47" w:name="七典型例题"/>
     <w:p>
       <w:pPr>
         <w:pStyle w:val="Heading2"/>
@@ -22577,7 +22039,7 @@
         <w:t>典型例题</w:t>
       </w:r>
     </w:p>
-    <w:bookmarkStart w:id="49" w:name="例1-sn1sn2-底物活性排序"/>
+    <w:bookmarkStart w:id="41" w:name="例1-sn1sn2-底物活性排序"/>
     <w:p>
       <w:pPr>
         <w:pStyle w:val="Heading3"/>
@@ -23128,8 +22590,8 @@
         </w:pict>
       </w:r>
     </w:p>
-    <w:bookmarkEnd w:id="49"/>
-    <w:bookmarkStart w:id="50" w:name="例2-sn2-立体化学walden-翻转"/>
+    <w:bookmarkEnd w:id="41"/>
+    <w:bookmarkStart w:id="42" w:name="例2-sn2-立体化学walden-翻转"/>
     <w:p>
       <w:pPr>
         <w:pStyle w:val="Heading3"/>
@@ -24018,8 +23480,8 @@
         </w:pict>
       </w:r>
     </w:p>
-    <w:bookmarkEnd w:id="50"/>
-    <w:bookmarkStart w:id="51" w:name="例3-e2-区域选择性zaitsev-vs-hofmann"/>
+    <w:bookmarkEnd w:id="42"/>
+    <w:bookmarkStart w:id="43" w:name="例3-e2-区域选择性zaitsev-vs-hofmann"/>
     <w:p>
       <w:pPr>
         <w:pStyle w:val="Heading3"/>
@@ -25126,8 +24588,8 @@
         </w:pict>
       </w:r>
     </w:p>
-    <w:bookmarkEnd w:id="51"/>
-    <w:bookmarkStart w:id="52" w:name="例4-环己烷-e2-构象分析"/>
+    <w:bookmarkEnd w:id="43"/>
+    <w:bookmarkStart w:id="44" w:name="例4-环己烷-e2-构象分析"/>
     <w:p>
       <w:pPr>
         <w:pStyle w:val="Heading3"/>
@@ -26620,8 +26082,8 @@
         </w:pict>
       </w:r>
     </w:p>
-    <w:bookmarkEnd w:id="52"/>
-    <w:bookmarkStart w:id="53" w:name="例5-二级底物竞争判断"/>
+    <w:bookmarkEnd w:id="44"/>
+    <w:bookmarkStart w:id="45" w:name="例5-二级底物竞争判断"/>
     <w:p>
       <w:pPr>
         <w:pStyle w:val="Heading3"/>
@@ -28210,8 +27672,8 @@
         </w:pict>
       </w:r>
     </w:p>
-    <w:bookmarkEnd w:id="53"/>
-    <w:bookmarkStart w:id="54" w:name="例6-综合竞争产物反推机理"/>
+    <w:bookmarkEnd w:id="45"/>
+    <w:bookmarkStart w:id="46" w:name="例6-综合竞争产物反推机理"/>
     <w:p>
       <w:pPr>
         <w:pStyle w:val="Heading3"/>
@@ -29861,9 +29323,9 @@
         </w:pict>
       </w:r>
     </w:p>
-    <w:bookmarkEnd w:id="54"/>
-    <w:bookmarkEnd w:id="55"/>
-    <w:bookmarkStart w:id="56" w:name="八常见误区"/>
+    <w:bookmarkEnd w:id="46"/>
+    <w:bookmarkEnd w:id="47"/>
+    <w:bookmarkStart w:id="48" w:name="八常见误区"/>
     <w:p>
       <w:pPr>
         <w:pStyle w:val="Heading2"/>
@@ -31813,8 +31275,8 @@
         </w:pict>
       </w:r>
     </w:p>
-    <w:bookmarkEnd w:id="56"/>
-    <w:bookmarkStart w:id="57" w:name="九方法总结sne-竞争判断决策树"/>
+    <w:bookmarkEnd w:id="48"/>
+    <w:bookmarkStart w:id="49" w:name="九方法总结sne-竞争判断决策树"/>
     <w:p>
       <w:pPr>
         <w:pStyle w:val="Heading2"/>
@@ -33488,8 +32950,8 @@
         </w:pict>
       </w:r>
     </w:p>
-    <w:bookmarkEnd w:id="57"/>
-    <w:bookmarkStart w:id="61" w:name="十核心速查卡"/>
+    <w:bookmarkEnd w:id="49"/>
+    <w:bookmarkStart w:id="53" w:name="十核心速查卡"/>
     <w:p>
       <w:pPr>
         <w:pStyle w:val="Heading2"/>
@@ -33514,7 +32976,7 @@
         <w:t>核心速查卡</w:t>
       </w:r>
     </w:p>
-    <w:bookmarkStart w:id="58" w:name="sn1sn2e1e2-速查总表"/>
+    <w:bookmarkStart w:id="50" w:name="sn1sn2e1e2-速查总表"/>
     <w:p>
       <w:pPr>
         <w:pStyle w:val="Heading3"/>
@@ -34623,8 +34085,8 @@
         <w:t xml:space="preserve"> §3.3。</w:t>
       </w:r>
     </w:p>
-    <w:bookmarkEnd w:id="58"/>
-    <w:bookmarkStart w:id="59" w:name="常见试剂分类卡"/>
+    <w:bookmarkEnd w:id="50"/>
+    <w:bookmarkStart w:id="51" w:name="常见试剂分类卡"/>
     <w:p>
       <w:pPr>
         <w:pStyle w:val="Heading3"/>
@@ -35534,8 +34996,8 @@
         </w:tc>
       </w:tr>
     </w:tbl>
-    <w:bookmarkEnd w:id="59"/>
-    <w:bookmarkStart w:id="60" w:name="环己烷-e2-构象分析卡"/>
+    <w:bookmarkEnd w:id="51"/>
+    <w:bookmarkStart w:id="52" w:name="环己烷-e2-构象分析卡"/>
     <w:p>
       <w:pPr>
         <w:pStyle w:val="Heading3"/>
@@ -36017,9 +35479,9 @@
         </w:pict>
       </w:r>
     </w:p>
-    <w:bookmarkEnd w:id="60"/>
-    <w:bookmarkEnd w:id="61"/>
-    <w:bookmarkStart w:id="65" w:name="十一练习题"/>
+    <w:bookmarkEnd w:id="52"/>
+    <w:bookmarkEnd w:id="53"/>
+    <w:bookmarkStart w:id="57" w:name="十一练习题"/>
     <w:p>
       <w:pPr>
         <w:pStyle w:val="Heading2"/>
@@ -36044,7 +35506,7 @@
         <w:t>练习题</w:t>
       </w:r>
     </w:p>
-    <w:bookmarkStart w:id="62" w:name="基础巩固"/>
+    <w:bookmarkStart w:id="54" w:name="基础巩固"/>
     <w:p>
       <w:pPr>
         <w:pStyle w:val="Heading3"/>
@@ -36460,8 +35922,8 @@
         <w:t>。”</w:t>
       </w:r>
     </w:p>
-    <w:bookmarkEnd w:id="62"/>
-    <w:bookmarkStart w:id="63" w:name="提高训练"/>
+    <w:bookmarkEnd w:id="54"/>
+    <w:bookmarkStart w:id="55" w:name="提高训练"/>
     <w:p>
       <w:pPr>
         <w:pStyle w:val="Heading3"/>
@@ -36981,8 +36443,8 @@
         <w:t>。</w:t>
       </w:r>
     </w:p>
-    <w:bookmarkEnd w:id="63"/>
-    <w:bookmarkStart w:id="64" w:name="挑战"/>
+    <w:bookmarkEnd w:id="55"/>
+    <w:bookmarkStart w:id="56" w:name="挑战"/>
     <w:p>
       <w:pPr>
         <w:pStyle w:val="Heading3"/>
@@ -37423,9 +36885,9 @@
         </w:pict>
       </w:r>
     </w:p>
-    <w:bookmarkEnd w:id="64"/>
-    <w:bookmarkEnd w:id="65"/>
-    <w:bookmarkStart w:id="66" w:name="参考答案"/>
+    <w:bookmarkEnd w:id="56"/>
+    <w:bookmarkEnd w:id="57"/>
+    <w:bookmarkStart w:id="58" w:name="参考答案"/>
     <w:p>
       <w:pPr>
         <w:pStyle w:val="Heading2"/>
@@ -39231,8 +38693,8 @@
         </w:pict>
       </w:r>
     </w:p>
-    <w:bookmarkEnd w:id="66"/>
-    <w:bookmarkStart w:id="67" w:name="十二跨专题连接"/>
+    <w:bookmarkEnd w:id="58"/>
+    <w:bookmarkStart w:id="59" w:name="十二跨专题连接"/>
     <w:p>
       <w:pPr>
         <w:pStyle w:val="Heading2"/>
@@ -39714,10 +39176,10 @@
         </w:pict>
       </w:r>
     </w:p>
-    <w:bookmarkEnd w:id="67"/>
-    <w:bookmarkEnd w:id="68"/>
+    <w:bookmarkEnd w:id="59"/>
+    <w:bookmarkEnd w:id="60"/>
     <w:sectPr>
-      <w:footerReference w:type="default" r:id="rId10"/>
+      <w:footerReference w:type="default" r:id="rId9"/>
       <w:footnotePr>
         <w:numRestart w:val="eachSect"/>
       </w:footnotePr>
@@ -41888,14 +41350,6 @@
       <ns0:color ns0:themeColor="accent1" ns0:themeShade="BF" ns0:val="365F91"/>
     </ns0:rPr>
   </ns0:style>
-  <w:style w:type="paragraph" w:customStyle="1" w:styleId="BodyText">
-    <w:name w:val="Body Text"/>
-    <w:basedOn w:val="BodyText"/>
-    <w:qFormat/>
-    <ns0:rPr>
-      <w:rFonts ns0:ascii="Times New Roman" ns0:hAnsi="Times New Roman" ns0:eastAsia="FangSong" ns0:cs="Times New Roman"/>
-    </ns0:rPr>
-  </w:style>
   <w:style w:type="paragraph" w:customStyle="1" w:styleId="MistakeBlock">
     <w:name w:val="Mistake Block"/>
     <w:basedOn w:val="BodyText"/>
